--- a/library/_deliverables/cisco-secure-client-vpn-deployment-intune/CSCVPN-Solution.docx
+++ b/library/_deliverables/cisco-secure-client-vpn-deployment-intune/CSCVPN-Solution.docx
@@ -5381,6 +5381,340 @@
       </w:r>
       <w:r>
         <w:t xml:space="preserve"> Fleet coverage meets your target (e.g. ≥ 95% of assigned devices *Installed* + profile *Succeeded*); remaining failures are triaged. Deployment is complete.</w:t>
+      </w:r>
+    </w:p>
+    <w:p>
+      <w:r>
+        <w:t>__________________________________________________</w:t>
+      </w:r>
+    </w:p>
+    <w:p>
+      <w:pPr>
+        <w:pStyle w:val="Heading2"/>
+      </w:pPr>
+      <w:r>
+        <w:t>Selecting the correct ASA tunnel group on iOS/iPadOS (important)</w:t>
+      </w:r>
+    </w:p>
+    <w:p>
+      <w:r>
+        <w:t xml:space="preserve">A common failure on mobile is getting devices onto a </w:t>
+      </w:r>
+      <w:r>
+        <w:rPr>
+          <w:b/>
+        </w:rPr>
+        <w:t>specific ASA tunnel group</w:t>
+      </w:r>
+      <w:r>
+        <w:t xml:space="preserve"> (e.g. a </w:t>
+      </w:r>
+      <w:r>
+        <w:rPr>
+          <w:rFonts w:ascii="Consolas" w:hAnsi="Consolas"/>
+          <w:sz w:val="19"/>
+        </w:rPr>
+        <w:t>Mobile</w:t>
+      </w:r>
+      <w:r>
+        <w:t xml:space="preserve"> group) when the connection URL is not just the plain hostname. On a </w:t>
+      </w:r>
+      <w:r>
+        <w:rPr>
+          <w:b/>
+        </w:rPr>
+        <w:t>Windows</w:t>
+      </w:r>
+      <w:r>
+        <w:t xml:space="preserve"> client the local AnyConnect *client profile* (</w:t>
+      </w:r>
+      <w:r>
+        <w:rPr>
+          <w:rFonts w:ascii="Consolas" w:hAnsi="Consolas"/>
+          <w:sz w:val="19"/>
+        </w:rPr>
+        <w:t>&lt;ServerList&gt;&lt;HostEntry&gt;&lt;UserGroup&gt;…</w:t>
+      </w:r>
+      <w:r>
+        <w:t xml:space="preserve">) drives group selection — but on </w:t>
+      </w:r>
+      <w:r>
+        <w:rPr>
+          <w:b/>
+        </w:rPr>
+        <w:t>iOS/iPadOS under Intune that mechanism is not available</w:t>
+      </w:r>
+      <w:r>
+        <w:t xml:space="preserve">, so use one of the two supported approaches below. Do </w:t>
+      </w:r>
+      <w:r>
+        <w:rPr>
+          <w:b/>
+        </w:rPr>
+        <w:t>not</w:t>
+      </w:r>
+      <w:r>
+        <w:t xml:space="preserve"> try to add a URL path to the FQDN or paste the AnyConnect client profile into an App Configuration policy (see Troubleshooting — both fail).</w:t>
+      </w:r>
+    </w:p>
+    <w:p>
+      <w:pPr>
+        <w:pStyle w:val="Heading3"/>
+      </w:pPr>
+      <w:r>
+        <w:t>Recommended: select the tunnel group on the ASA by client certificate</w:t>
+      </w:r>
+    </w:p>
+    <w:p>
+      <w:r>
+        <w:t xml:space="preserve">Because these devices already authenticate with a client certificate (SCEP/PKCS), let the </w:t>
+      </w:r>
+      <w:r>
+        <w:rPr>
+          <w:b/>
+        </w:rPr>
+        <w:t>ASA</w:t>
+      </w:r>
+      <w:r>
+        <w:t xml:space="preserve"> choose the group from the certificate — the client never needs to know the group:</w:t>
+      </w:r>
+    </w:p>
+    <w:p>
+      <w:pPr>
+        <w:pStyle w:val="ListNumber"/>
+      </w:pPr>
+      <w:r>
+        <w:rPr>
+          <w:b/>
+        </w:rPr>
+        <w:t>On the ASA</w:t>
+      </w:r>
+      <w:r>
+        <w:t>, map the mobile client certificate to the target tunnel group — build a certificate map</w:t>
+      </w:r>
+    </w:p>
+    <w:p>
+      <w:r>
+        <w:t xml:space="preserve">   that matches a field unique to the mobile cert template (e.g. an OU or issuer), and bind it with a    tunnel-group map so matching sessions land on the </w:t>
+      </w:r>
+      <w:r>
+        <w:rPr>
+          <w:rFonts w:ascii="Consolas" w:hAnsi="Consolas"/>
+          <w:sz w:val="19"/>
+        </w:rPr>
+        <w:t>Mobile</w:t>
+      </w:r>
+      <w:r>
+        <w:t xml:space="preserve"> group. *(The concept is    </w:t>
+      </w:r>
+      <w:r>
+        <w:rPr>
+          <w:rFonts w:ascii="Consolas" w:hAnsi="Consolas"/>
+          <w:sz w:val="19"/>
+        </w:rPr>
+        <w:t>crypto ca certificate map</w:t>
+      </w:r>
+      <w:r>
+        <w:t xml:space="preserve"> → </w:t>
+      </w:r>
+      <w:r>
+        <w:rPr>
+          <w:rFonts w:ascii="Consolas" w:hAnsi="Consolas"/>
+          <w:sz w:val="19"/>
+        </w:rPr>
+        <w:t>tunnel-group-map</w:t>
+      </w:r>
+      <w:r>
+        <w:t>; confirm exact syntax against current Cisco ASA    documentation and with your Cisco/network admin.)*</w:t>
+      </w:r>
+    </w:p>
+    <w:p>
+      <w:pPr>
+        <w:pStyle w:val="ListNumber"/>
+      </w:pPr>
+      <w:r>
+        <w:rPr>
+          <w:b/>
+        </w:rPr>
+        <w:t>In the Intune VPN profile</w:t>
+      </w:r>
+      <w:r>
+        <w:t xml:space="preserve"> (this solution's Step for the Base VPN), set </w:t>
+      </w:r>
+      <w:r>
+        <w:rPr>
+          <w:b/>
+        </w:rPr>
+        <w:t>VPN server address</w:t>
+      </w:r>
+      <w:r>
+        <w:t xml:space="preserve"> to the</w:t>
+      </w:r>
+    </w:p>
+    <w:p>
+      <w:r>
+        <w:t xml:space="preserve">   </w:t>
+      </w:r>
+      <w:r>
+        <w:rPr>
+          <w:b/>
+        </w:rPr>
+        <w:t>plain FQDN</w:t>
+      </w:r>
+      <w:r>
+        <w:t xml:space="preserve"> — e.g. </w:t>
+      </w:r>
+      <w:r>
+        <w:rPr>
+          <w:rFonts w:ascii="Consolas" w:hAnsi="Consolas"/>
+          <w:sz w:val="19"/>
+        </w:rPr>
+        <w:t>vpn.contoso.com</w:t>
+      </w:r>
+      <w:r>
+        <w:t xml:space="preserve">, with </w:t>
+      </w:r>
+      <w:r>
+        <w:rPr>
+          <w:b/>
+        </w:rPr>
+        <w:t>no path and no slash</w:t>
+      </w:r>
+      <w:r>
+        <w:t xml:space="preserve"> — Connection type </w:t>
+      </w:r>
+      <w:r>
+        <w:rPr>
+          <w:b/>
+        </w:rPr>
+        <w:t>Cisco    AnyConnect</w:t>
+      </w:r>
+      <w:r>
+        <w:t xml:space="preserve">, Authentication </w:t>
+      </w:r>
+      <w:r>
+        <w:rPr>
+          <w:b/>
+        </w:rPr>
+        <w:t>Certificates</w:t>
+      </w:r>
+      <w:r>
+        <w:t xml:space="preserve"> with the SCEP/PKCS cert.</w:t>
+      </w:r>
+    </w:p>
+    <w:p>
+      <w:pPr>
+        <w:pStyle w:val="ListNumber"/>
+      </w:pPr>
+      <w:r>
+        <w:t xml:space="preserve">Do </w:t>
+      </w:r>
+      <w:r>
+        <w:rPr>
+          <w:b/>
+        </w:rPr>
+        <w:t>not</w:t>
+      </w:r>
+      <w:r>
+        <w:t xml:space="preserve"> create a </w:t>
+      </w:r>
+      <w:r>
+        <w:rPr>
+          <w:rFonts w:ascii="Consolas" w:hAnsi="Consolas"/>
+          <w:sz w:val="19"/>
+        </w:rPr>
+        <w:t>UserGroup</w:t>
+      </w:r>
+      <w:r>
+        <w:t xml:space="preserve"> App Configuration policy — it is unnecessary in this model.</w:t>
+      </w:r>
+    </w:p>
+    <w:p>
+      <w:r>
+        <w:t>Result: the device connects to the clean FQDN and the ASA routes it to the correct tunnel group from the certificate. This is the most robust pattern for MDM-deployed, cert-auth AnyConnect at scale — nothing on the client to drift or break, and it sidesteps the iOS FQDN/app-config limitations entirely.</w:t>
+      </w:r>
+    </w:p>
+    <w:p>
+      <w:pPr>
+        <w:pStyle w:val="Heading3"/>
+      </w:pPr>
+      <w:r>
+        <w:t>Alternative: ASA group-url (only if certificate mapping is not acceptable)</w:t>
+      </w:r>
+    </w:p>
+    <w:p>
+      <w:pPr>
+        <w:pStyle w:val="ListNumber"/>
+      </w:pPr>
+      <w:r>
+        <w:rPr>
+          <w:b/>
+        </w:rPr>
+        <w:t>On the ASA</w:t>
+      </w:r>
+      <w:r>
+        <w:t xml:space="preserve">, enable a </w:t>
+      </w:r>
+      <w:r>
+        <w:rPr>
+          <w:b/>
+        </w:rPr>
+        <w:t>group-url</w:t>
+      </w:r>
+      <w:r>
+        <w:t xml:space="preserve"> on the target tunnel group so the group is reachable at a URL</w:t>
+      </w:r>
+    </w:p>
+    <w:p>
+      <w:r>
+        <w:t xml:space="preserve">   path (e.g. </w:t>
+      </w:r>
+      <w:r>
+        <w:rPr>
+          <w:rFonts w:ascii="Consolas" w:hAnsi="Consolas"/>
+          <w:sz w:val="19"/>
+        </w:rPr>
+        <w:t>…/Mobile</w:t>
+      </w:r>
+      <w:r>
+        <w:t xml:space="preserve">). *(Concept: </w:t>
+      </w:r>
+      <w:r>
+        <w:rPr>
+          <w:rFonts w:ascii="Consolas" w:hAnsi="Consolas"/>
+          <w:sz w:val="19"/>
+        </w:rPr>
+        <w:t>group-url … enable</w:t>
+      </w:r>
+      <w:r>
+        <w:t xml:space="preserve"> under the tunnel-group webvpn attributes —    verify against current Cisco guidance.)*</w:t>
+      </w:r>
+    </w:p>
+    <w:p>
+      <w:pPr>
+        <w:pStyle w:val="ListNumber"/>
+      </w:pPr>
+      <w:r>
+        <w:t>On iOS the group can only be conveyed through **Cisco's documented Secure Client iOS MDM app-config</w:t>
+      </w:r>
+    </w:p>
+    <w:p>
+      <w:r>
+        <w:t xml:space="preserve">   keys</w:t>
+      </w:r>
+      <w:r>
+        <w:rPr>
+          <w:b/>
+        </w:rPr>
+        <w:t xml:space="preserve"> — not by putting a path in the Intune FQDN field and not by pasting the AnyConnect profile XML.    If Cisco's iOS app supports carrying the connection this way, the profile is delivered as a </w:t>
+      </w:r>
+      <w:r>
+        <w:t>string    value under a plist key** (see Troubleshooting), never as top-level XML. Confirm the exact supported    key and format in Cisco's "Deploy Cisco Secure Client on Apple iOS/iPadOS with MDM" documentation.</w:t>
+      </w:r>
+    </w:p>
+    <w:p>
+      <w:r>
+        <w:t>Prefer the certificate-map approach unless a documented constraint requires the group-url path.</w:t>
       </w:r>
     </w:p>
     <w:p>
@@ -7227,6 +7561,421 @@
       </w:r>
     </w:p>
     <w:p>
+      <w:pPr>
+        <w:pStyle w:val="Heading2"/>
+      </w:pPr>
+      <w:r>
+        <w:t>iOS/iPadOS — selecting a specific ASA tunnel group (three failures that look different but share one cause)</w:t>
+      </w:r>
+    </w:p>
+    <w:p>
+      <w:r>
+        <w:t>These three attempts all try to steer iOS devices to a non-default ASA tunnel group and all fail — the supported fix is in Implementation ("Selecting the correct ASA tunnel group on iOS/iPadOS"): map the group on the ASA by client certificate.</w:t>
+      </w:r>
+    </w:p>
+    <w:p>
+      <w:pPr>
+        <w:pStyle w:val="ListBullet"/>
+      </w:pPr>
+      <w:r>
+        <w:rPr>
+          <w:b/>
+        </w:rPr>
+        <w:t>Symptom:</w:t>
+      </w:r>
+      <w:r>
+        <w:t xml:space="preserve"> VPN "Unable to contact" / "Connection attempt timed out" right after adding the group.</w:t>
+      </w:r>
+    </w:p>
+    <w:p>
+      <w:pPr>
+        <w:pStyle w:val="ListBullet"/>
+      </w:pPr>
+      <w:r>
+        <w:rPr>
+          <w:b/>
+        </w:rPr>
+        <w:t>Cause:</w:t>
+      </w:r>
+      <w:r>
+        <w:t xml:space="preserve"> a </w:t>
+      </w:r>
+      <w:r>
+        <w:rPr>
+          <w:b/>
+        </w:rPr>
+        <w:t>URL path was added to the FQDN</w:t>
+      </w:r>
+      <w:r>
+        <w:t xml:space="preserve"> (e.g. </w:t>
+      </w:r>
+      <w:r>
+        <w:rPr>
+          <w:rFonts w:ascii="Consolas" w:hAnsi="Consolas"/>
+          <w:sz w:val="19"/>
+        </w:rPr>
+        <w:t>vpn.contoso.com/Mobile</w:t>
+      </w:r>
+      <w:r>
+        <w:t>). The Intune VPN</w:t>
+      </w:r>
+    </w:p>
+    <w:p>
+      <w:r>
+        <w:t xml:space="preserve">    </w:t>
+      </w:r>
+      <w:r>
+        <w:rPr>
+          <w:b/>
+        </w:rPr>
+        <w:t>Server address is a hostname field</w:t>
+      </w:r>
+      <w:r>
+        <w:t xml:space="preserve"> — the whole string is sent to DNS, which resolves *hostnames     only*. </w:t>
+      </w:r>
+      <w:r>
+        <w:rPr>
+          <w:rFonts w:ascii="Consolas" w:hAnsi="Consolas"/>
+          <w:sz w:val="19"/>
+        </w:rPr>
+        <w:t>vpn.contoso.com/Mobile</w:t>
+      </w:r>
+      <w:r>
+        <w:t xml:space="preserve"> is not a hostname → NXDOMAIN → timeout.</w:t>
+      </w:r>
+    </w:p>
+    <w:p>
+      <w:pPr>
+        <w:pStyle w:val="ListBullet"/>
+      </w:pPr>
+      <w:r>
+        <w:rPr>
+          <w:b/>
+        </w:rPr>
+        <w:t>Fix:</w:t>
+      </w:r>
+      <w:r>
+        <w:t xml:space="preserve"> Server address must be the </w:t>
+      </w:r>
+      <w:r>
+        <w:rPr>
+          <w:b/>
+        </w:rPr>
+        <w:t>plain FQDN</w:t>
+      </w:r>
+      <w:r>
+        <w:t>, no slash/path. Select the group on the ASA (cert</w:t>
+      </w:r>
+    </w:p>
+    <w:p>
+      <w:r>
+        <w:t xml:space="preserve">    map) instead — see Implementation.</w:t>
+      </w:r>
+    </w:p>
+    <w:p>
+      <w:pPr>
+        <w:pStyle w:val="ListBullet"/>
+      </w:pPr>
+      <w:r>
+        <w:rPr>
+          <w:b/>
+        </w:rPr>
+        <w:t>Symptom:</w:t>
+      </w:r>
+      <w:r>
+        <w:t xml:space="preserve"> an App Configuration policy with a bare </w:t>
+      </w:r>
+      <w:r>
+        <w:rPr>
+          <w:rFonts w:ascii="Consolas" w:hAnsi="Consolas"/>
+          <w:sz w:val="19"/>
+        </w:rPr>
+        <w:t>UserGroup = Mobile</w:t>
+      </w:r>
+      <w:r>
+        <w:t xml:space="preserve"> key is assigned but the</w:t>
+      </w:r>
+    </w:p>
+    <w:p>
+      <w:r>
+        <w:t xml:space="preserve">  device still lands on the default group.</w:t>
+      </w:r>
+    </w:p>
+    <w:p>
+      <w:pPr>
+        <w:pStyle w:val="ListBullet"/>
+      </w:pPr>
+      <w:r>
+        <w:rPr>
+          <w:b/>
+        </w:rPr>
+        <w:t>Cause:</w:t>
+      </w:r>
+      <w:r>
+        <w:t xml:space="preserve"> on </w:t>
+      </w:r>
+      <w:r>
+        <w:rPr>
+          <w:b/>
+        </w:rPr>
+        <w:t>Windows</w:t>
+      </w:r>
+      <w:r>
+        <w:t xml:space="preserve"> the AnyConnect *client profile* (</w:t>
+      </w:r>
+      <w:r>
+        <w:rPr>
+          <w:rFonts w:ascii="Consolas" w:hAnsi="Consolas"/>
+          <w:sz w:val="19"/>
+        </w:rPr>
+        <w:t>&lt;HostEntry&gt;&lt;UserGroup&gt;</w:t>
+      </w:r>
+      <w:r>
+        <w:t>) drives group</w:t>
+      </w:r>
+    </w:p>
+    <w:p>
+      <w:r>
+        <w:t xml:space="preserve">    selection; </w:t>
+      </w:r>
+      <w:r>
+        <w:rPr>
+          <w:b/>
+        </w:rPr>
+        <w:t>iOS under Intune does not consume that profile</w:t>
+      </w:r>
+      <w:r>
+        <w:t xml:space="preserve">, and a lone </w:t>
+      </w:r>
+      <w:r>
+        <w:rPr>
+          <w:rFonts w:ascii="Consolas" w:hAnsi="Consolas"/>
+          <w:sz w:val="19"/>
+        </w:rPr>
+        <w:t>UserGroup</w:t>
+      </w:r>
+      <w:r>
+        <w:t xml:space="preserve"> key, detached     from its parent </w:t>
+      </w:r>
+      <w:r>
+        <w:rPr>
+          <w:rFonts w:ascii="Consolas" w:hAnsi="Consolas"/>
+          <w:sz w:val="19"/>
+        </w:rPr>
+        <w:t>&lt;HostEntry&gt;</w:t>
+      </w:r>
+      <w:r>
+        <w:t xml:space="preserve"> server-list structure, is not interpreted as a group selector — it is     ignored.</w:t>
+      </w:r>
+    </w:p>
+    <w:p>
+      <w:pPr>
+        <w:pStyle w:val="ListBullet"/>
+      </w:pPr>
+      <w:r>
+        <w:rPr>
+          <w:b/>
+        </w:rPr>
+        <w:t>Fix:</w:t>
+      </w:r>
+      <w:r>
+        <w:t xml:space="preserve"> remove it; select the group on the ASA (cert map). Do not rely on a bare app-config key.</w:t>
+      </w:r>
+    </w:p>
+    <w:p>
+      <w:pPr>
+        <w:pStyle w:val="ListBullet"/>
+      </w:pPr>
+      <w:r>
+        <w:rPr>
+          <w:b/>
+        </w:rPr>
+        <w:t>Symptom:</w:t>
+      </w:r>
+      <w:r>
+        <w:t xml:space="preserve"> pasting the AnyConnect profile into an App Configuration policy (</w:t>
+      </w:r>
+      <w:r>
+        <w:rPr>
+          <w:b/>
+        </w:rPr>
+        <w:t>"Enter XML data"</w:t>
+      </w:r>
+      <w:r>
+        <w:t>)</w:t>
+      </w:r>
+    </w:p>
+    <w:p>
+      <w:r>
+        <w:t xml:space="preserve">  errors with </w:t>
+      </w:r>
+      <w:r>
+        <w:rPr>
+          <w:b/>
+        </w:rPr>
+        <w:t>"Property list must begin and end with 'dict' tag. Remove XML headers from property   list."</w:t>
+      </w:r>
+    </w:p>
+    <w:p>
+      <w:pPr>
+        <w:pStyle w:val="ListBullet"/>
+      </w:pPr>
+      <w:r>
+        <w:rPr>
+          <w:b/>
+        </w:rPr>
+        <w:t>Cause:</w:t>
+      </w:r>
+      <w:r>
+        <w:t xml:space="preserve"> that field is an </w:t>
+      </w:r>
+      <w:r>
+        <w:rPr>
+          <w:b/>
+        </w:rPr>
+        <w:t>Apple property list (plist)</w:t>
+      </w:r>
+      <w:r>
+        <w:t>, not a free-form XML document. A plist</w:t>
+      </w:r>
+    </w:p>
+    <w:p>
+      <w:r>
+        <w:t xml:space="preserve">    must (1) have a </w:t>
+      </w:r>
+      <w:r>
+        <w:rPr>
+          <w:b/>
+        </w:rPr>
+        <w:t>lowercase `&lt;dict&gt;`</w:t>
+      </w:r>
+      <w:r>
+        <w:t xml:space="preserve"> root — </w:t>
+      </w:r>
+      <w:r>
+        <w:rPr>
+          <w:rFonts w:ascii="Consolas" w:hAnsi="Consolas"/>
+          <w:sz w:val="19"/>
+        </w:rPr>
+        <w:t>&lt;Dict&gt;</w:t>
+      </w:r>
+      <w:r>
+        <w:t xml:space="preserve"> (capitalized) is not recognized — and (2)     contain only </w:t>
+      </w:r>
+      <w:r>
+        <w:rPr>
+          <w:rFonts w:ascii="Consolas" w:hAnsi="Consolas"/>
+          <w:sz w:val="19"/>
+        </w:rPr>
+        <w:t>&lt;key&gt;</w:t>
+      </w:r>
+      <w:r>
+        <w:t xml:space="preserve">/value pairs. A pasted </w:t>
+      </w:r>
+      <w:r>
+        <w:rPr>
+          <w:rFonts w:ascii="Consolas" w:hAnsi="Consolas"/>
+          <w:sz w:val="19"/>
+        </w:rPr>
+        <w:t>&lt;AnyConnectProfile xmlns="…" xmlns:xsi="…" …&gt;</w:t>
+      </w:r>
+      <w:r>
+        <w:t xml:space="preserve"> carries     </w:t>
+      </w:r>
+      <w:r>
+        <w:rPr>
+          <w:b/>
+        </w:rPr>
+        <w:t>XML namespace declarations</w:t>
+      </w:r>
+      <w:r>
+        <w:t xml:space="preserve"> (the "XML headers") that a plist </w:t>
+      </w:r>
+      <w:r>
+        <w:rPr>
+          <w:rFonts w:ascii="Consolas" w:hAnsi="Consolas"/>
+          <w:sz w:val="19"/>
+        </w:rPr>
+        <w:t>&lt;dict&gt;</w:t>
+      </w:r>
+      <w:r>
+        <w:t xml:space="preserve"> cannot hold. Managed App     Configuration is not a transport for the AnyConnect profile schema, so this cannot work regardless of     formatting.</w:t>
+      </w:r>
+    </w:p>
+    <w:p>
+      <w:pPr>
+        <w:pStyle w:val="ListBullet"/>
+      </w:pPr>
+      <w:r>
+        <w:rPr>
+          <w:b/>
+        </w:rPr>
+        <w:t>Fix:</w:t>
+      </w:r>
+      <w:r>
+        <w:t xml:space="preserve"> don't paste the profile here. Use the ASA certificate-map approach (Implementation). If a</w:t>
+      </w:r>
+    </w:p>
+    <w:p>
+      <w:r>
+        <w:t xml:space="preserve">    valid plist is needed at all, it must be lowercase </w:t>
+      </w:r>
+      <w:r>
+        <w:rPr>
+          <w:rFonts w:ascii="Consolas" w:hAnsi="Consolas"/>
+          <w:sz w:val="19"/>
+        </w:rPr>
+        <w:t>&lt;dict&gt;</w:t>
+      </w:r>
+      <w:r>
+        <w:t xml:space="preserve"> with </w:t>
+      </w:r>
+      <w:r>
+        <w:rPr>
+          <w:rFonts w:ascii="Consolas" w:hAnsi="Consolas"/>
+          <w:sz w:val="19"/>
+        </w:rPr>
+        <w:t>&lt;key&gt;</w:t>
+      </w:r>
+      <w:r>
+        <w:t>/</w:t>
+      </w:r>
+      <w:r>
+        <w:rPr>
+          <w:rFonts w:ascii="Consolas" w:hAnsi="Consolas"/>
+          <w:sz w:val="19"/>
+        </w:rPr>
+        <w:t>&lt;string&gt;</w:t>
+      </w:r>
+      <w:r>
+        <w:t xml:space="preserve"> pairs, e.g.     </w:t>
+      </w:r>
+      <w:r>
+        <w:rPr>
+          <w:rFonts w:ascii="Consolas" w:hAnsi="Consolas"/>
+          <w:sz w:val="19"/>
+        </w:rPr>
+        <w:t>&lt;dict&gt;&lt;key&gt;UserGroup&lt;/key&gt;&lt;string&gt;Mobile&lt;/string&gt;&lt;/dict&gt;</w:t>
+      </w:r>
+      <w:r>
+        <w:t xml:space="preserve"> — and if Cisco's iOS app documents carrying     the connection this way, the profile goes in as a </w:t>
+      </w:r>
+      <w:r>
+        <w:rPr>
+          <w:b/>
+        </w:rPr>
+        <w:t>CDATA string value under a key</w:t>
+      </w:r>
+      <w:r>
+        <w:t>, never as     top-level elements. Confirm the exact supported key with Cisco's iOS MDM app-config documentation.</w:t>
+      </w:r>
+    </w:p>
+    <w:p>
+      <w:r>
+        <w:t>__________________________________________________</w:t>
+      </w:r>
+    </w:p>
+    <w:p>
       <w:r>
         <w:t xml:space="preserve">If a failure persists after the Intune/Entra side is confirmed healthy (validation PASS, profile *Succeeded*, cert issued) and the tunnel still won't establish or authenticate, treat it as a </w:t>
       </w:r>
@@ -8715,7 +9464,7 @@
         <w:t>Purpose:</w:t>
       </w:r>
       <w:r>
-        <w:t xml:space="preserve"> Read-only readiness sweep for a Cisco Secure Client (AnyConnect) VPN deployment via Intune. Confirms enrollment connectors (Apple APNs, Managed Google Play), finds the per-platform Secure Client apps, the VPN device-configuration profiles, the optional SCEP certificate profile, and the pilot/production Entra groups, and reports which expected objects are present, named to convention, and assigned. Makes NO changes. HOW TO RUN powershell -ExecutionPolicy Bypass -File .\CSCVPN-Discovery.ps1 Required Microsoft Graph scopes (delegated, read-only): DeviceManagementApps.Read.All DeviceManagementConfiguration.Read.All DeviceManagementServiceConfig.Read.All Group.Read.All Directory.Read.All EXPECTED RESULTS A readiness table: connectors Active/Inactive, each expected app/profile Found/Missing with assignment state, and the pilot group membership count. All green = ready to pilot; any Missing/Inactive = fix before deploying (see 02-requirements.md / 03-implementation.md). .NOTES White-label — the repeatable way. Read-only against Microsoft Graph. Cisco-specific internals deferred to vendor docs. #&gt;</w:t>
+        <w:t xml:space="preserve"> Read-only readiness sweep for a Cisco Secure Client (AnyConnect) VPN deployment via Intune. Confirms enrollment connectors (Apple APNs, Managed Google Play), finds the per-platform Secure Client apps, the VPN device-configuration profiles, the optional SCEP certificate profile, and the pilot/production Entra groups, and reports which expected objects are present, named to convention, and assigned. Makes NO changes. HOW TO RUN powershell -ExecutionPolicy Bypass -File .\CSCVPN-Discovery.ps1 Required Microsoft Graph scopes (delegated, read-only): DeviceManagementApps.Read.All DeviceManagementConfiguration.Read.All DeviceManagementServiceConfig.Read.All Group.Read.All Directory.Read.All EXPECTED RESULTS A readiness table: connectors Active/Inactive, each expected app/profile Found/Missing with assignment state, and the pilot group membership count. All green = ready to pilot; any Missing/Inactive = fix before deploying (see 02-requirements.md / 03-implementation.md). .NOTES White-label — the repeatable way. Read-only against Microsoft Graph. Cisco-specific internals deferred to vendor docs. &gt;</w:t>
       </w:r>
     </w:p>
     <w:p>
@@ -8726,7 +9475,7 @@
         <w:t>How to run:</w:t>
       </w:r>
       <w:r>
-        <w:t xml:space="preserve"> powershell -ExecutionPolicy Bypass -File .\CSCVPN-Discovery.ps1 Required Microsoft Graph scopes (delegated, read-only): DeviceManagementApps.Read.All DeviceManagementConfiguration.Read.All DeviceManagementServiceConfig.Read.All Group.Read.All Directory.Read.All EXPECTED RESULTS A readiness table: connectors Active/Inactive, each expected app/profile Found/Missing with assignment state, and the pilot group membership count. All green = ready to pilot; any Missing/Inactive = fix before deploying (see 02-requirements.md / 03-implementation.md). .NOTES White-label — the repeatable way. Read-only against Microsoft Graph. Cisco-specific internals deferred to vendor docs. #&gt;</w:t>
+        <w:t xml:space="preserve"> powershell -ExecutionPolicy Bypass -File .\CSCVPN-Discovery.ps1 Required Microsoft Graph scopes (delegated, read-only): DeviceManagementApps.Read.All DeviceManagementConfiguration.Read.All DeviceManagementServiceConfig.Read.All Group.Read.All Directory.Read.All EXPECTED RESULTS A readiness table: connectors Active/Inactive, each expected app/profile Found/Missing with assignment state, and the pilot group membership count. All green = ready to pilot; any Missing/Inactive = fix before deploying (see 02-requirements.md / 03-implementation.md). .NOTES White-label — the repeatable way. Read-only against Microsoft Graph. Cisco-specific internals deferred to vendor docs. &gt;</w:t>
       </w:r>
     </w:p>
     <w:p>
@@ -8745,7 +9494,7 @@
         <w:t>Purpose:</w:t>
       </w:r>
       <w:r>
-        <w:t xml:space="preserve"> Safe remediation for the Cisco Secure Client VPN deployment. Finds devices where the Secure Client app failed to install and finds expected apps/profiles that are NOT assigned to the pilot/production group, then (1) triggers a device sync to retry failed installs and (2) adds the missing Required assignment to the target group. Defaults to preview only (-WhatIf): it PRINTS what it would do and changes nothing until you re-run with -WhatIf:$false. HOW TO RUN Preview (default, no changes): powershell -ExecutionPolicy Bypass -File .\CSCVPN-Remediation.ps1 Apply changes: powershell -ExecutionPolicy Bypass -File .\CSCVPN-Remediation.ps1 -WhatIf:$false Required Microsoft Graph scopes (delegated): DeviceManagementApps.ReadWrite.All DeviceManagementConfiguration.ReadWrite.All DeviceManagementManagedDevices.ReadWrite.All   (for device sync) Group.Read.All EXPECTED RESULTS A plan listing each remediation action (retry-sync device X; assign object Y to the group). In preview every line is prefixed [WHATIF]. With -WhatIf:$false each action runs and prints [DONE]/[FAILED]. Cisco head-end/auth problems are NOT fixed here — see 06-troubleshooting.md. .NOTES White-label — the repeatable way. Write actions gated behind -WhatIf (default ON). Cisco-specific internals deferred to vendor docs. #&gt;</w:t>
+        <w:t xml:space="preserve"> Safe remediation for the Cisco Secure Client VPN deployment. Finds devices where the Secure Client app failed to install and finds expected apps/profiles that are NOT assigned to the pilot/production group, then (1) triggers a device sync to retry failed installs and (2) adds the missing Required assignment to the target group. Defaults to preview only (-WhatIf): it PRINTS what it would do and changes nothing until you re-run with -WhatIf:$false. HOW TO RUN Preview (default, no changes): powershell -ExecutionPolicy Bypass -File .\CSCVPN-Remediation.ps1 Apply changes: powershell -ExecutionPolicy Bypass -File .\CSCVPN-Remediation.ps1 -WhatIf:$false Required Microsoft Graph scopes (delegated): DeviceManagementApps.ReadWrite.All DeviceManagementConfiguration.ReadWrite.All DeviceManagementManagedDevices.ReadWrite.All   (for device sync) Group.Read.All EXPECTED RESULTS A plan listing each remediation action (retry-sync device X; assign object Y to the group). In preview every line is prefixed [WHATIF]. With -WhatIf:$false each action runs and prints [DONE]/[FAILED]. Cisco head-end/auth problems are NOT fixed here — see 06-troubleshooting.md. .NOTES White-label — the repeatable way. Write actions gated behind -WhatIf (default ON). Cisco-specific internals deferred to vendor docs. &gt;</w:t>
       </w:r>
     </w:p>
     <w:p>
@@ -8756,7 +9505,7 @@
         <w:t>How to run:</w:t>
       </w:r>
       <w:r>
-        <w:t xml:space="preserve"> Preview (default, no changes): powershell -ExecutionPolicy Bypass -File .\CSCVPN-Remediation.ps1 Apply changes: powershell -ExecutionPolicy Bypass -File .\CSCVPN-Remediation.ps1 -WhatIf:$false Required Microsoft Graph scopes (delegated): DeviceManagementApps.ReadWrite.All DeviceManagementConfiguration.ReadWrite.All DeviceManagementManagedDevices.ReadWrite.All   (for device sync) Group.Read.All EXPECTED RESULTS A plan listing each remediation action (retry-sync device X; assign object Y to the group). In preview every line is prefixed [WHATIF]. With -WhatIf:$false each action runs and prints [DONE]/[FAILED]. Cisco head-end/auth problems are NOT fixed here — see 06-troubleshooting.md. .NOTES White-label — the repeatable way. Write actions gated behind -WhatIf (default ON). Cisco-specific internals deferred to vendor docs. #&gt;</w:t>
+        <w:t xml:space="preserve"> Preview (default, no changes): powershell -ExecutionPolicy Bypass -File .\CSCVPN-Remediation.ps1 Apply changes: powershell -ExecutionPolicy Bypass -File .\CSCVPN-Remediation.ps1 -WhatIf:$false Required Microsoft Graph scopes (delegated): DeviceManagementApps.ReadWrite.All DeviceManagementConfiguration.ReadWrite.All DeviceManagementManagedDevices.ReadWrite.All   (for device sync) Group.Read.All EXPECTED RESULTS A plan listing each remediation action (retry-sync device X; assign object Y to the group). In preview every line is prefixed [WHATIF]. With -WhatIf:$false each action runs and prints [DONE]/[FAILED]. Cisco head-end/auth problems are NOT fixed here — see 06-troubleshooting.md. .NOTES White-label — the repeatable way. Write actions gated behind -WhatIf (default ON). Cisco-specific internals deferred to vendor docs. &gt;</w:t>
       </w:r>
     </w:p>
     <w:p>
@@ -8775,7 +9524,7 @@
         <w:t>Purpose:</w:t>
       </w:r>
       <w:r>
-        <w:t xml:space="preserve"> Read-only fleet coverage report for the Cisco Secure Client (AnyConnect) VPN deployment. For each per-platform Secure Client app and each VPN configuration profile, pulls Intune install/apply status counts (installed, failed, pending, not applicable) and prints a coverage summary plus an optional CSV. Use it to prove pilot coverage and to watch drift during expansion. Makes NO changes. HOW TO RUN powershell -ExecutionPolicy Bypass -File .\CSCVPN-Report.ps1 Optional: -CsvPath .\cscvpn-coverage.csv to export per-object rows. Required Microsoft Graph scopes (delegated, read-only): DeviceManagementApps.Read.All DeviceManagementConfiguration.Read.All DeviceManagementManagedDevices.Read.All EXPECTED RESULTS A table per app/profile with Installed/Succeeded, Failed, Pending, NotApplicable counts and a coverage percentage, plus an overall coverage figure. Target: pilot 100%; expansion &gt;= your threshold (e.g. 95%). Rows with Failed&gt;0 flag where to run remediation. .NOTES White-label — the repeatable way. Read-only against Microsoft Graph. Cisco-specific internals deferred to vendor docs. #&gt;</w:t>
+        <w:t xml:space="preserve"> Read-only fleet coverage report for the Cisco Secure Client (AnyConnect) VPN deployment. For each per-platform Secure Client app and each VPN configuration profile, pulls Intune install/apply status counts (installed, failed, pending, not applicable) and prints a coverage summary plus an optional CSV. Use it to prove pilot coverage and to watch drift during expansion. Makes NO changes. HOW TO RUN powershell -ExecutionPolicy Bypass -File .\CSCVPN-Report.ps1 Optional: -CsvPath .\cscvpn-coverage.csv to export per-object rows. Required Microsoft Graph scopes (delegated, read-only): DeviceManagementApps.Read.All DeviceManagementConfiguration.Read.All DeviceManagementManagedDevices.Read.All EXPECTED RESULTS A table per app/profile with Installed/Succeeded, Failed, Pending, NotApplicable counts and a coverage percentage, plus an overall coverage figure. Target: pilot 100%; expansion &gt;= your threshold (e.g. 95%). Rows with Failed&gt;0 flag where to run remediation. .NOTES White-label — the repeatable way. Read-only against Microsoft Graph. Cisco-specific internals deferred to vendor docs. &gt;</w:t>
       </w:r>
     </w:p>
     <w:p>
@@ -8786,7 +9535,7 @@
         <w:t>How to run:</w:t>
       </w:r>
       <w:r>
-        <w:t xml:space="preserve"> powershell -ExecutionPolicy Bypass -File .\CSCVPN-Report.ps1 Optional: -CsvPath .\cscvpn-coverage.csv to export per-object rows. Required Microsoft Graph scopes (delegated, read-only): DeviceManagementApps.Read.All DeviceManagementConfiguration.Read.All DeviceManagementManagedDevices.Read.All EXPECTED RESULTS A table per app/profile with Installed/Succeeded, Failed, Pending, NotApplicable counts and a coverage percentage, plus an overall coverage figure. Target: pilot 100%; expansion &gt;= your threshold (e.g. 95%). Rows with Failed&gt;0 flag where to run remediation. .NOTES White-label — the repeatable way. Read-only against Microsoft Graph. Cisco-specific internals deferred to vendor docs. #&gt;</w:t>
+        <w:t xml:space="preserve"> powershell -ExecutionPolicy Bypass -File .\CSCVPN-Report.ps1 Optional: -CsvPath .\cscvpn-coverage.csv to export per-object rows. Required Microsoft Graph scopes (delegated, read-only): DeviceManagementApps.Read.All DeviceManagementConfiguration.Read.All DeviceManagementManagedDevices.Read.All EXPECTED RESULTS A table per app/profile with Installed/Succeeded, Failed, Pending, NotApplicable counts and a coverage percentage, plus an overall coverage figure. Target: pilot 100%; expansion &gt;= your threshold (e.g. 95%). Rows with Failed&gt;0 flag where to run remediation. .NOTES White-label — the repeatable way. Read-only against Microsoft Graph. Cisco-specific internals deferred to vendor docs. &gt;</w:t>
       </w:r>
     </w:p>
     <w:p>
@@ -8805,7 +9554,7 @@
         <w:t>Purpose:</w:t>
       </w:r>
       <w:r>
-        <w:t xml:space="preserve"> Creates the assignment target groups for the Cisco Secure Client VPN deployment — 'PILOT – Cisco VPN Users' and (optionally) 'PROD – Cisco VPN Users' — as assignable security groups, and adds the members you supply (by user principal name). Idempotent: if a group already exists it is reused, and members already present are skipped. Defaults to preview only (-WhatIf); re-run with -WhatIf:$false to actually create/populate. HOW TO RUN Preview: powershell -ExecutionPolicy Bypass -File .\CSCVPN-Set-ScopeTargeting.ps1 -PilotMembers user1@your-domain.com,user2@your-domain.com Apply: powershell -ExecutionPolicy Bypass -File .\CSCVPN-Set-ScopeTargeting.ps1 -PilotMembers user1@your-domain.com -WhatIf:$false Required Microsoft Graph scopes (delegated): Group.ReadWrite.All GroupMember.ReadWrite.All User.Read.All EXPECTED RESULTS The pilot group (and prod group if -CreateProd) exist and contain the listed members. In preview each create/add is prefixed [WHATIF]; with -WhatIf:$false each prints [DONE]/[FAILED]. These exact group names are what the app + VPN profile assignments target in 03-implementation.md. .NOTES White-label — the repeatable way. Write actions gated behind -WhatIf (default ON). Cisco-specific internals deferred to vendor docs. #&gt;</w:t>
+        <w:t xml:space="preserve"> Creates the assignment target groups for the Cisco Secure Client VPN deployment — 'PILOT – Cisco VPN Users' and (optionally) 'PROD – Cisco VPN Users' — as assignable security groups, and adds the members you supply (by user principal name). Idempotent: if a group already exists it is reused, and members already present are skipped. Defaults to preview only (-WhatIf); re-run with -WhatIf:$false to actually create/populate. HOW TO RUN Preview: powershell -ExecutionPolicy Bypass -File .\CSCVPN-Set-ScopeTargeting.ps1 -PilotMembers user1@your-domain.com,user2@your-domain.com Apply: powershell -ExecutionPolicy Bypass -File .\CSCVPN-Set-ScopeTargeting.ps1 -PilotMembers user1@your-domain.com -WhatIf:$false Required Microsoft Graph scopes (delegated): Group.ReadWrite.All GroupMember.ReadWrite.All User.Read.All EXPECTED RESULTS The pilot group (and prod group if -CreateProd) exist and contain the listed members. In preview each create/add is prefixed [WHATIF]; with -WhatIf:$false each prints [DONE]/[FAILED]. These exact group names are what the app + VPN profile assignments target in 03-implementation.md. .NOTES White-label — the repeatable way. Write actions gated behind -WhatIf (default ON). Cisco-specific internals deferred to vendor docs. &gt;</w:t>
       </w:r>
     </w:p>
     <w:p>
@@ -8816,7 +9565,7 @@
         <w:t>How to run:</w:t>
       </w:r>
       <w:r>
-        <w:t xml:space="preserve"> Preview: powershell -ExecutionPolicy Bypass -File .\CSCVPN-Set-ScopeTargeting.ps1 -PilotMembers user1@your-domain.com,user2@your-domain.com Apply: powershell -ExecutionPolicy Bypass -File .\CSCVPN-Set-ScopeTargeting.ps1 -PilotMembers user1@your-domain.com -WhatIf:$false Required Microsoft Graph scopes (delegated): Group.ReadWrite.All GroupMember.ReadWrite.All User.Read.All EXPECTED RESULTS The pilot group (and prod group if -CreateProd) exist and contain the listed members. In preview each create/add is prefixed [WHATIF]; with -WhatIf:$false each prints [DONE]/[FAILED]. These exact group names are what the app + VPN profile assignments target in 03-implementation.md. .NOTES White-label — the repeatable way. Write actions gated behind -WhatIf (default ON). Cisco-specific internals deferred to vendor docs. #&gt;</w:t>
+        <w:t xml:space="preserve"> Preview: powershell -ExecutionPolicy Bypass -File .\CSCVPN-Set-ScopeTargeting.ps1 -PilotMembers user1@your-domain.com,user2@your-domain.com Apply: powershell -ExecutionPolicy Bypass -File .\CSCVPN-Set-ScopeTargeting.ps1 -PilotMembers user1@your-domain.com -WhatIf:$false Required Microsoft Graph scopes (delegated): Group.ReadWrite.All GroupMember.ReadWrite.All User.Read.All EXPECTED RESULTS The pilot group (and prod group if -CreateProd) exist and contain the listed members. In preview each create/add is prefixed [WHATIF]; with -WhatIf:$false each prints [DONE]/[FAILED]. These exact group names are what the app + VPN profile assignments target in 03-implementation.md. .NOTES White-label — the repeatable way. Write actions gated behind -WhatIf (default ON). Cisco-specific internals deferred to vendor docs. &gt;</w:t>
       </w:r>
     </w:p>
     <w:p>
@@ -8835,7 +9584,7 @@
         <w:t>Purpose:</w:t>
       </w:r>
       <w:r>
-        <w:t xml:space="preserve"> Local, read-only validation run ON a pilot Windows device. Confirms the Cisco Secure Client software is installed, the VPN client profile is present, a VPN connection entry for the gateway exists, and (if cert auth) a matching device certificate is in the store. Prints a clear PASS/FAIL so a pilot device can be counted as validated. Makes NO changes. HOW TO RUN powershell -ExecutionPolicy Bypass -File .\CSCVPN-Validation.ps1 Optional: -GatewayFqdn vpn.your-company.com to check for a specific gateway entry. No Microsoft Graph scopes needed — this inspects the local device only. EXPECTED RESULTS A checklist: client installed (yes/no + version), VPN profile XML present (yes/no), gateway entry present (yes/no), certificate present (yes/no if checked). Overall PASS when the client is installed AND the VPN profile is present; otherwise FAIL with the missing item. .NOTES White-label — the repeatable way. Read-only local inspection. Cisco-specific internals deferred to vendor docs. #&gt;</w:t>
+        <w:t xml:space="preserve"> Local, read-only validation run ON a pilot Windows device. Confirms the Cisco Secure Client software is installed, the VPN client profile is present, a VPN connection entry for the gateway exists, and (if cert auth) a matching device certificate is in the store. Prints a clear PASS/FAIL so a pilot device can be counted as validated. Makes NO changes. HOW TO RUN powershell -ExecutionPolicy Bypass -File .\CSCVPN-Validation.ps1 Optional: -GatewayFqdn vpn.your-company.com to check for a specific gateway entry. No Microsoft Graph scopes needed — this inspects the local device only. EXPECTED RESULTS A checklist: client installed (yes/no + version), VPN profile XML present (yes/no), gateway entry present (yes/no), certificate present (yes/no if checked). Overall PASS when the client is installed AND the VPN profile is present; otherwise FAIL with the missing item. .NOTES White-label — the repeatable way. Read-only local inspection. Cisco-specific internals deferred to vendor docs. &gt;</w:t>
       </w:r>
     </w:p>
     <w:p>
@@ -8846,7 +9595,7 @@
         <w:t>How to run:</w:t>
       </w:r>
       <w:r>
-        <w:t xml:space="preserve"> powershell -ExecutionPolicy Bypass -File .\CSCVPN-Validation.ps1 Optional: -GatewayFqdn vpn.your-company.com to check for a specific gateway entry. No Microsoft Graph scopes needed — this inspects the local device only. EXPECTED RESULTS A checklist: client installed (yes/no + version), VPN profile XML present (yes/no), gateway entry present (yes/no), certificate present (yes/no if checked). Overall PASS when the client is installed AND the VPN profile is present; otherwise FAIL with the missing item. .NOTES White-label — the repeatable way. Read-only local inspection. Cisco-specific internals deferred to vendor docs. #&gt;</w:t>
+        <w:t xml:space="preserve"> powershell -ExecutionPolicy Bypass -File .\CSCVPN-Validation.ps1 Optional: -GatewayFqdn vpn.your-company.com to check for a specific gateway entry. No Microsoft Graph scopes needed — this inspects the local device only. EXPECTED RESULTS A checklist: client installed (yes/no + version), VPN profile XML present (yes/no), gateway entry present (yes/no), certificate present (yes/no if checked). Overall PASS when the client is installed AND the VPN profile is present; otherwise FAIL with the missing item. .NOTES White-label — the repeatable way. Read-only local inspection. Cisco-specific internals deferred to vendor docs. &gt;</w:t>
       </w:r>
     </w:p>
     <w:sectPr>
